--- a/courts/eighth-circuit/missouri/state/court-of-appeals-western-district/petition-for-writ/usage/OUTPUT-petition-for-writ.docx
+++ b/courts/eighth-circuit/missouri/state/court-of-appeals-western-district/petition-for-writ/usage/OUTPUT-petition-for-writ.docx
@@ -678,13 +678,7 @@
         <w:pStyle w:val="BodyText"/>
       </w:pPr>
       <w:r>
-        <w:t xml:space="preserve">1. On September 12, 2025, the General Assembly adopted HB 1, which draws new congressional maps for Missouri. Ex. 4 at 30, ¶¶ 6</w:t>
-      </w:r>
-      <w:r>
-        <w:noBreakHyphen/>
-      </w:r>
-      <w:r>
-        <w:t xml:space="preserve">7; Ex. 6; Ex. 7. The same day, Relators submitted two referendum petition sample sheets to the Secretary (R</w:t>
+        <w:t xml:space="preserve">1. On September 12, 2025, the General Assembly adopted HB 1, which draws new congressional maps for Missouri. Ex. 4 at 30, ¶¶ 6-⁠7; Ex. 6; Ex. 7. The same day, Relators submitted two referendum petition sample sheets to the Secretary (R</w:t>
       </w:r>
       <w:r>
         <w:noBreakHyphen/>
@@ -712,13 +706,7 @@
         <w:t xml:space="preserve"> </w:t>
       </w:r>
       <w:r>
-        <w:t xml:space="preserve">at 30, ¶¶ 9</w:t>
-      </w:r>
-      <w:r>
-        <w:noBreakHyphen/>
-      </w:r>
-      <w:r>
-        <w:t xml:space="preserve">11; Ex. 8; Ex. 9. On Monday, September 15, Relators submitted a third referendum petition sample sheet to the Secretary (R</w:t>
+        <w:t xml:space="preserve">at 30, ¶¶ 9-⁠11; Ex. 8; Ex. 9. On Monday, September 15, Relators submitted a third referendum petition sample sheet to the Secretary (R</w:t>
       </w:r>
       <w:r>
         <w:noBreakHyphen/>
@@ -740,13 +728,7 @@
         <w:t xml:space="preserve"> </w:t>
       </w:r>
       <w:r>
-        <w:t xml:space="preserve">at 31, ¶¶ 16</w:t>
-      </w:r>
-      <w:r>
-        <w:noBreakHyphen/>
-      </w:r>
-      <w:r>
-        <w:t xml:space="preserve">17; Ex. 12. Relators commenced collecting signatures.</w:t>
+        <w:t xml:space="preserve">at 31, ¶¶ 16-⁠17; Ex. 12. Relators commenced collecting signatures.</w:t>
       </w:r>
     </w:p>
     <w:p>
@@ -803,13 +785,45 @@
         <w:pStyle w:val="BodyText"/>
       </w:pPr>
       <w:r>
-        <w:t xml:space="preserve">3. On September 26, 2025, the Secretary rejected all three sample sheets as to form because they were submitted before the Governor signed HB 1. Ex. 4 at 32, ¶ 22</w:t>
+        <w:t xml:space="preserve">3. On September 26, 2025, the Secretary rejected all three sample sheets as to form because they were submitted before the Governor signed HB 1. Ex. 4 at 32, ¶ 22-⁠33; Ex. 15.</w:t>
+      </w:r>
+    </w:p>
+    <w:p>
+      <w:pPr>
+        <w:pStyle w:val="BodyText"/>
+      </w:pPr>
+      <w:r>
+        <w:t xml:space="preserve">4. On September 29, Relators submitted a fourth sample sheet (R</w:t>
       </w:r>
       <w:r>
         <w:noBreakHyphen/>
       </w:r>
       <w:r>
-        <w:t xml:space="preserve">33; Ex. 15.</w:t>
+        <w:t xml:space="preserve">0004), which, as the Secretary admitted, is identical in every respect to R</w:t>
+      </w:r>
+      <w:r>
+        <w:noBreakHyphen/>
+      </w:r>
+      <w:r>
+        <w:t xml:space="preserve">0003. Ex. 4 at 32, ¶¶ 25-⁠26; Ex. 16; Ex. 20 at 618</w:t>
+      </w:r>
+      <w:r>
+        <w:noBreakHyphen/>
+      </w:r>
+      <w:r>
+        <w:t xml:space="preserve">619 (75:24</w:t>
+      </w:r>
+      <w:r>
+        <w:noBreakHyphen/>
+      </w:r>
+      <w:r>
+        <w:t xml:space="preserve">76:15). The Secretary approved R</w:t>
+      </w:r>
+      <w:r>
+        <w:noBreakHyphen/>
+      </w:r>
+      <w:r>
+        <w:t xml:space="preserve">0004 as to form on October 14. Ex. 4 at 32, ¶ 27; Ex. 17 . Relators gathered roughly 100,000 signatures in support of the Referendum before that date. Ex. 3 at 26, ¶¶ 29, 32.</w:t>
       </w:r>
     </w:p>
     <w:p>
@@ -817,63 +831,13 @@
         <w:pStyle w:val="BodyText"/>
       </w:pPr>
       <w:r>
-        <w:t xml:space="preserve">4. On September 29, Relators submitted a fourth sample sheet (R</w:t>
+        <w:t xml:space="preserve">5. The Secretary publicly announced that no signatures gathered before October 14, 2025 would be considered valid (and that gathering them was a crime). Ex. 4 at 32</w:t>
       </w:r>
       <w:r>
         <w:noBreakHyphen/>
       </w:r>
       <w:r>
-        <w:t xml:space="preserve">0004), which, as the Secretary admitted, is identical in every respect to R</w:t>
-      </w:r>
-      <w:r>
-        <w:noBreakHyphen/>
-      </w:r>
-      <w:r>
-        <w:t xml:space="preserve">0003. Ex. 4 at 32, ¶¶ 25</w:t>
-      </w:r>
-      <w:r>
-        <w:noBreakHyphen/>
-      </w:r>
-      <w:r>
-        <w:t xml:space="preserve">26; Ex. 16; Ex. 20 at 618</w:t>
-      </w:r>
-      <w:r>
-        <w:noBreakHyphen/>
-      </w:r>
-      <w:r>
-        <w:t xml:space="preserve">619 (75:24</w:t>
-      </w:r>
-      <w:r>
-        <w:noBreakHyphen/>
-      </w:r>
-      <w:r>
-        <w:t xml:space="preserve">76:15). The Secretary approved R</w:t>
-      </w:r>
-      <w:r>
-        <w:noBreakHyphen/>
-      </w:r>
-      <w:r>
-        <w:t xml:space="preserve">0004 as to form on October 14. Ex. 4 at 32, ¶ 27; Ex. 17 . Relators gathered roughly 100,000 signatures in support of the Referendum before that date. Ex. 3 at 26, ¶¶ 29, 32.</w:t>
-      </w:r>
-    </w:p>
-    <w:p>
-      <w:pPr>
-        <w:pStyle w:val="BodyText"/>
-      </w:pPr>
-      <w:r>
-        <w:t xml:space="preserve">5. The Secretary publicly announced that no signatures gathered before October 14, 2025 would be considered valid (and that gathering them was a crime). Ex. 4 at 32</w:t>
-      </w:r>
-      <w:r>
-        <w:noBreakHyphen/>
-      </w:r>
-      <w:r>
-        <w:t xml:space="preserve">33, ¶¶ 29</w:t>
-      </w:r>
-      <w:r>
-        <w:noBreakHyphen/>
-      </w:r>
-      <w:r>
-        <w:t xml:space="preserve">30; Ex. 18.</w:t>
+        <w:t xml:space="preserve">33, ¶¶ 29-⁠30; Ex. 18.</w:t>
       </w:r>
     </w:p>
     <w:p>
@@ -1122,7 +1086,7 @@
         <w:t xml:space="preserve"> </w:t>
       </w:r>
       <w:r>
-        <w:t xml:space="preserve">“We will scan them in and preserve them for review. . . . But at this point, the ones that we are sending to the local election authorities for verification during this time we will be processing, will be the ones that have – from our office’s position, been determined to be collected on a valid date.”</w:t>
+        <w:t xml:space="preserve">“We will scan them in and preserve them for review. . . . But at this point, the ones that we are sending to the local election authorities for verification during this time we will be processing, will be the ones that have – from our office’s position, been determined to be collected on a valid date.”</w:t>
       </w:r>
       <w:r>
         <w:t xml:space="preserve"> </w:t>
@@ -1414,7 +1378,7 @@
         <w:t xml:space="preserve"> </w:t>
       </w:r>
       <w:r>
-        <w:t xml:space="preserve">“[c]opies of all pages . . . [to] the office of the election authority not later than two weeks after the petition is filed in the office of secretary of state.”</w:t>
+        <w:t xml:space="preserve">“[c]opies of all pages . . . [to] the office of the election authority not later than two weeks after the petition is filed in the office of secretary of state.”</w:t>
       </w:r>
       <w:r>
         <w:t xml:space="preserve"> </w:t>
@@ -2462,7 +2426,7 @@
         <w:t xml:space="preserve"> </w:t>
       </w:r>
       <w:r>
-        <w:t xml:space="preserve">“ascertain what the Secretary’s Office is doing with the referendum signatures . . . that are dated on and between September 15, 2025 and October 13, 2025 and that the Secretary did not send to local election authorities in connection with Plaintiffs’ pending Motion to End Abeyance and Render Judgment.”</w:t>
+        <w:t xml:space="preserve">“ascertain what the Secretary’s Office is doing with the referendum signatures . . . that are dated on and between September 15, 2025 and October 13, 2025 and that the Secretary did not send to local election authorities in connection with Plaintiffs’ pending Motion to End Abeyance and Render Judgment.”</w:t>
       </w:r>
       <w:r>
         <w:t xml:space="preserve"> </w:t>
@@ -2502,7 +2466,7 @@
         <w:t xml:space="preserve"> </w:t>
       </w:r>
       <w:r>
-        <w:t xml:space="preserve">“has until August 4, 2026 . . . to fulfill all statutory requirements and decide whether to certify the referendum petition.”</w:t>
+        <w:t xml:space="preserve">“has until August 4, 2026 . . . to fulfill all statutory requirements and decide whether to certify the referendum petition.”</w:t>
       </w:r>
       <w:r>
         <w:t xml:space="preserve"> </w:t>
@@ -3008,13 +2972,7 @@
         <w:noBreakHyphen/>
       </w:r>
       <w:r>
-        <w:t xml:space="preserve">33, ¶¶ 29</w:t>
-      </w:r>
-      <w:r>
-        <w:noBreakHyphen/>
-      </w:r>
-      <w:r>
-        <w:t xml:space="preserve">30; Ex. 18; Ex. 29. There is a statutory deadline for making changes to the ballot. § 115.125.3, RSMo (</w:t>
+        <w:t xml:space="preserve">33, ¶¶ 29-⁠30; Ex. 18; Ex. 29. There is a statutory deadline for making changes to the ballot. § 115.125.3, RSMo (</w:t>
       </w:r>
       <w:r>
         <w:t xml:space="preserve">“No court shall have the authority to order an individual or issue be placed on the ballot less than eight weeks before the date of the election.”</w:t>
@@ -5126,7 +5084,7 @@
         <w:t xml:space="preserve"> </w:t>
       </w:r>
       <w:r>
-        <w:t xml:space="preserve">https://www.pbs.org/​newshour/​politics/​opponents-of-trump-backed-redistricting-in-missouri-submit-petition-with-thousands-of-signatures-to-force-a-public-vote</w:t>
+        <w:t xml:space="preserve">https://​www.​pbs.​org/​newshour/​politics/​opponents-​of-​trump-​backed-​redistricting-​in-​missouri-​submit-​petition-​with-​thousands-​of-​signatures-​to-​force-​a-​public-​vote</w:t>
       </w:r>
     </w:p>
   </w:footnote>
@@ -5214,7 +5172,7 @@
         <w:t xml:space="preserve"> </w:t>
       </w:r>
       <w:r>
-        <w:t xml:space="preserve">https://www.kansascity.com/​news/​politics-government/​article314249251.html (emphasis added);</w:t>
+        <w:t xml:space="preserve">https://​www.​kansascity.​com/​news/​politics-​government/​article314249251.​html (emphasis added);</w:t>
       </w:r>
       <w:r>
         <w:t xml:space="preserve"> </w:t>
@@ -5230,7 +5188,7 @@
         <w:t xml:space="preserve"> </w:t>
       </w:r>
       <w:r>
-        <w:t xml:space="preserve">https://omny.fm/​shows/​newstalk-stl/​missouri-attorney-general-catherine-hanaway.</w:t>
+        <w:t xml:space="preserve">https://​omny.​fm/​shows/​newstalk-​stl/​missouri-​attorney-​general-​catherine-​hanaway.</w:t>
       </w:r>
     </w:p>
   </w:footnote>
@@ -5404,7 +5362,7 @@
         <w:t xml:space="preserve"> </w:t>
       </w:r>
       <w:r>
-        <w:t xml:space="preserve">https://www.pbs.org/​newshour/​politics/​opponents-of-trump-backed-redistricting-in-missouri-submit-petition-with-thousands-of-signatures-to-force-a-public-vote.</w:t>
+        <w:t xml:space="preserve">https://​www.​pbs.​org/​newshour/​politics/​opponents-​of-​trump-​backed-​redistricting-​in-​missouri-​submit-​petition-​with-​thousands-​of-​signatures-​to-​force-​a-​public-​vote.</w:t>
       </w:r>
     </w:p>
   </w:footnote>
@@ -6154,6 +6112,7 @@
     <w:unhideWhenUsed/>
     <w:qFormat/>
     <w:pPr>
+      <w:keepLines/>
       <w:spacing w:before="0" w:after="130" w:line="299" w:lineRule="exact"/>
     </w:pPr>
     <w:rPr>
@@ -6404,6 +6363,33 @@
     <w:pPr>
       <w:spacing w:before="0" w:after="0" w:line="299" w:lineRule="exact"/>
       <w:ind w:left="2160" w:hanging="720"/>
+    </w:pPr>
+  </w:style>
+  <w:style w:type="paragraph" w:customStyle="1" w:styleId="XdQuoteList1">
+    <w:name w:val="Xd Quote List 1"/>
+    <w:basedOn w:val="Normal"/>
+    <w:qFormat/>
+    <w:pPr>
+      <w:spacing w:before="0" w:after="0" w:line="299" w:lineRule="exact"/>
+      <w:ind w:left="1440" w:right="720" w:hanging="720"/>
+    </w:pPr>
+  </w:style>
+  <w:style w:type="paragraph" w:customStyle="1" w:styleId="XdQuoteList2">
+    <w:name w:val="Xd Quote List 2"/>
+    <w:basedOn w:val="Normal"/>
+    <w:qFormat/>
+    <w:pPr>
+      <w:spacing w:before="0" w:after="0" w:line="299" w:lineRule="exact"/>
+      <w:ind w:left="2160" w:right="720" w:hanging="720"/>
+    </w:pPr>
+  </w:style>
+  <w:style w:type="paragraph" w:customStyle="1" w:styleId="XdQuoteList3">
+    <w:name w:val="Xd Quote List 3"/>
+    <w:basedOn w:val="Normal"/>
+    <w:qFormat/>
+    <w:pPr>
+      <w:spacing w:before="0" w:after="0" w:line="299" w:lineRule="exact"/>
+      <w:ind w:left="2880" w:right="720" w:hanging="720"/>
     </w:pPr>
   </w:style>
   <w:style w:type="paragraph" w:customStyle="1" w:styleId="SourceCode">

--- a/courts/eighth-circuit/missouri/state/court-of-appeals-western-district/petition-for-writ/usage/OUTPUT-petition-for-writ.docx
+++ b/courts/eighth-circuit/missouri/state/court-of-appeals-western-district/petition-for-writ/usage/OUTPUT-petition-for-writ.docx
@@ -823,7 +823,7 @@
         <w:noBreakHyphen/>
       </w:r>
       <w:r>
-        <w:t xml:space="preserve">0004 as to form on October 14. Ex. 4 at 32, ¶ 27; Ex. 17 . Relators gathered roughly 100,000 signatures in support of the Referendum before that date. Ex. 3 at 26, ¶¶ 29, 32.</w:t>
+        <w:t xml:space="preserve">0004 as to form on October 14. Ex. 4 at 32, ¶ 27; Ex. 17 ⁠. Relators gathered roughly 100,000 signatures in support of the Referendum before that date. Ex. 3 at 26, ¶¶ 29, 32.</w:t>
       </w:r>
     </w:p>
     <w:p>
@@ -1086,7 +1086,7 @@
         <w:t xml:space="preserve"> </w:t>
       </w:r>
       <w:r>
-        <w:t xml:space="preserve">“We will scan them in and preserve them for review. . . . But at this point, the ones that we are sending to the local election authorities for verification during this time we will be processing, will be the ones that have – from our office’s position, been determined to be collected on a valid date.”</w:t>
+        <w:t xml:space="preserve">“We will scan them in and preserve them for review. ⁠. ⁠. ⁠. But at this point, the ones that we are sending to the local election authorities for verification during this time we will be processing, will be the ones that have – from our office’s position, been determined to be collected on a valid date.”</w:t>
       </w:r>
       <w:r>
         <w:t xml:space="preserve"> </w:t>
@@ -1378,7 +1378,7 @@
         <w:t xml:space="preserve"> </w:t>
       </w:r>
       <w:r>
-        <w:t xml:space="preserve">“[c]opies of all pages . . . [to] the office of the election authority not later than two weeks after the petition is filed in the office of secretary of state.”</w:t>
+        <w:t xml:space="preserve">“[c]opies of all pages ⁠. ⁠. ⁠. [to] the office of the election authority not later than two weeks after the petition is filed in the office of secretary of state.”</w:t>
       </w:r>
       <w:r>
         <w:t xml:space="preserve"> </w:t>
@@ -2426,7 +2426,7 @@
         <w:t xml:space="preserve"> </w:t>
       </w:r>
       <w:r>
-        <w:t xml:space="preserve">“ascertain what the Secretary’s Office is doing with the referendum signatures . . . that are dated on and between September 15, 2025 and October 13, 2025 and that the Secretary did not send to local election authorities in connection with Plaintiffs’ pending Motion to End Abeyance and Render Judgment.”</w:t>
+        <w:t xml:space="preserve">“ascertain what the Secretary’s Office is doing with the referendum signatures ⁠. ⁠. ⁠. that are dated on and between September 15, 2025 and October 13, 2025 and that the Secretary did not send to local election authorities in connection with Plaintiffs’ pending Motion to End Abeyance and Render Judgment.”</w:t>
       </w:r>
       <w:r>
         <w:t xml:space="preserve"> </w:t>
@@ -2466,7 +2466,7 @@
         <w:t xml:space="preserve"> </w:t>
       </w:r>
       <w:r>
-        <w:t xml:space="preserve">“has until August 4, 2026 . . . to fulfill all statutory requirements and decide whether to certify the referendum petition.”</w:t>
+        <w:t xml:space="preserve">“has until August 4, 2026 ⁠. ⁠. ⁠. to fulfill all statutory requirements and decide whether to certify the referendum petition.”</w:t>
       </w:r>
       <w:r>
         <w:t xml:space="preserve"> </w:t>

--- a/courts/eighth-circuit/missouri/state/court-of-appeals-western-district/petition-for-writ/usage/OUTPUT-petition-for-writ.docx
+++ b/courts/eighth-circuit/missouri/state/court-of-appeals-western-district/petition-for-writ/usage/OUTPUT-petition-for-writ.docx
@@ -121,7 +121,7 @@
     </w:p>
     <w:tbl>
       <w:tblPr>
-        <w:tblW w:w="9360" w:type="dxa"/>
+        <w:tblW w:w="9359" w:type="dxa"/>
         <w:tblLayout w:type="fixed"/>
         <w:tblCellMar>
           <w:top w:w="0" w:type="dxa"/>
@@ -133,7 +133,7 @@
       </w:tblPr>
       <w:tblGrid>
         <w:gridCol w:w="4464"/>
-        <w:gridCol w:w="4896"/>
+        <w:gridCol w:w="4895"/>
       </w:tblGrid>
       <w:tr>
         <w:trPr>
@@ -380,7 +380,7 @@
         </w:tc>
         <w:tc>
           <w:tcPr>
-            <w:tcW w:w="4896" w:type="dxa"/>
+            <w:tcW w:w="4895" w:type="dxa"/>
             <w:tcMar>
               <w:left w:w="864" w:type="dxa"/>
             </w:tcMar>
@@ -4577,7 +4577,7 @@
     </w:p>
     <w:tbl>
       <w:tblPr>
-        <w:tblW w:w="9360" w:type="dxa"/>
+        <w:tblW w:w="9359" w:type="dxa"/>
         <w:tblLayout w:type="fixed"/>
         <w:tblCellMar>
           <w:top w:w="0" w:type="dxa"/>
@@ -4588,7 +4588,7 @@
         <w:tblLook w:val="0000" w:firstRow="0" w:lastRow="0" w:firstColumn="0" w:lastColumn="0" w:noHBand="0" w:noVBand="0"/>
       </w:tblPr>
       <w:tblGrid>
-        <w:gridCol w:w="9360"/>
+        <w:gridCol w:w="9359"/>
       </w:tblGrid>
       <w:tr>
         <w:trPr>
@@ -4596,7 +4596,7 @@
         </w:trPr>
         <w:tc>
           <w:tcPr>
-            <w:tcW w:w="9360" w:type="dxa"/>
+            <w:tcW w:w="9359" w:type="dxa"/>
           </w:tcPr>
           <w:p>
             <w:pPr>
@@ -4992,7 +4992,7 @@
     <w:sectPr>
       <w:footerReference w:type="default" r:id="rIdFooter1"/>
       <w:pgSz w:w="12240" w:h="15840"/>
-      <w:pgMar w:top="1440" w:right="1440" w:bottom="1440" w:left="1440" w:header="720" w:footer="709" w:gutter="0"/>
+      <w:pgMar w:top="1440" w:right="1441" w:bottom="1440" w:left="1440" w:header="720" w:footer="709" w:gutter="0"/>
     </w:sectPr>
   </w:body>
 </w:document>

--- a/courts/eighth-circuit/missouri/state/court-of-appeals-western-district/petition-for-writ/usage/OUTPUT-petition-for-writ.docx
+++ b/courts/eighth-circuit/missouri/state/court-of-appeals-western-district/petition-for-writ/usage/OUTPUT-petition-for-writ.docx
@@ -678,19 +678,7 @@
         <w:pStyle w:val="BodyText"/>
       </w:pPr>
       <w:r>
-        <w:t xml:space="preserve">1. On September 12, 2025, the General Assembly adopted HB 1, which draws new congressional maps for Missouri. Ex. 4 at 30, ¶¶ 6-⁠7; Ex. 6; Ex. 7. The same day, Relators submitted two referendum petition sample sheets to the Secretary (R</w:t>
-      </w:r>
-      <w:r>
-        <w:noBreakHyphen/>
-      </w:r>
-      <w:r>
-        <w:t xml:space="preserve">0001 and R</w:t>
-      </w:r>
-      <w:r>
-        <w:noBreakHyphen/>
-      </w:r>
-      <w:r>
-        <w:t xml:space="preserve">0002).</w:t>
+        <w:t xml:space="preserve">1. On September 12, 2025, the General Assembly adopted HB 1, which draws new congressional maps for Missouri. Ex. 4 at 30, ¶¶ 6-⁠7; Ex. 6; Ex. 7. The same day, Relators submitted two referendum petition sample sheets to the Secretary (R-⁠0001 and R-⁠0002).</w:t>
       </w:r>
       <w:r>
         <w:t xml:space="preserve"> </w:t>
@@ -706,13 +694,7 @@
         <w:t xml:space="preserve"> </w:t>
       </w:r>
       <w:r>
-        <w:t xml:space="preserve">at 30, ¶¶ 9-⁠11; Ex. 8; Ex. 9. On Monday, September 15, Relators submitted a third referendum petition sample sheet to the Secretary (R</w:t>
-      </w:r>
-      <w:r>
-        <w:noBreakHyphen/>
-      </w:r>
-      <w:r>
-        <w:t xml:space="preserve">0003).</w:t>
+        <w:t xml:space="preserve">at 30, ¶¶ 9-⁠11; Ex. 8; Ex. 9. On Monday, September 15, Relators submitted a third referendum petition sample sheet to the Secretary (R-⁠0003).</w:t>
       </w:r>
       <w:r>
         <w:t xml:space="preserve"> </w:t>
@@ -793,37 +775,7 @@
         <w:pStyle w:val="BodyText"/>
       </w:pPr>
       <w:r>
-        <w:t xml:space="preserve">4. On September 29, Relators submitted a fourth sample sheet (R</w:t>
-      </w:r>
-      <w:r>
-        <w:noBreakHyphen/>
-      </w:r>
-      <w:r>
-        <w:t xml:space="preserve">0004), which, as the Secretary admitted, is identical in every respect to R</w:t>
-      </w:r>
-      <w:r>
-        <w:noBreakHyphen/>
-      </w:r>
-      <w:r>
-        <w:t xml:space="preserve">0003. Ex. 4 at 32, ¶¶ 25-⁠26; Ex. 16; Ex. 20 at 618</w:t>
-      </w:r>
-      <w:r>
-        <w:noBreakHyphen/>
-      </w:r>
-      <w:r>
-        <w:t xml:space="preserve">619 (75:24</w:t>
-      </w:r>
-      <w:r>
-        <w:noBreakHyphen/>
-      </w:r>
-      <w:r>
-        <w:t xml:space="preserve">76:15). The Secretary approved R</w:t>
-      </w:r>
-      <w:r>
-        <w:noBreakHyphen/>
-      </w:r>
-      <w:r>
-        <w:t xml:space="preserve">0004 as to form on October 14. Ex. 4 at 32, ¶ 27; Ex. 17 ⁠. Relators gathered roughly 100,000 signatures in support of the Referendum before that date. Ex. 3 at 26, ¶¶ 29, 32.</w:t>
+        <w:t xml:space="preserve">4. On September 29, Relators submitted a fourth sample sheet (R-⁠0004), which, as the Secretary admitted, is identical in every respect to R-⁠0003. Ex. 4 at 32, ¶¶ 25-⁠26; Ex. 16; Ex. 20 at 618-⁠619 (75:24-⁠76:15). The Secretary approved R-⁠0004 as to form on October 14. Ex. 4 at 32, ¶ 27; Ex. 17 ⁠. Relators gathered roughly 100,000 signatures in support of the Referendum before that date. Ex. 3 at 26, ¶¶ 29, 32.</w:t>
       </w:r>
     </w:p>
     <w:p>
@@ -831,13 +783,7 @@
         <w:pStyle w:val="BodyText"/>
       </w:pPr>
       <w:r>
-        <w:t xml:space="preserve">5. The Secretary publicly announced that no signatures gathered before October 14, 2025 would be considered valid (and that gathering them was a crime). Ex. 4 at 32</w:t>
-      </w:r>
-      <w:r>
-        <w:noBreakHyphen/>
-      </w:r>
-      <w:r>
-        <w:t xml:space="preserve">33, ¶¶ 29-⁠30; Ex. 18.</w:t>
+        <w:t xml:space="preserve">5. The Secretary publicly announced that no signatures gathered before October 14, 2025 would be considered valid (and that gathering them was a crime). Ex. 4 at 32-⁠33, ¶¶ 29-⁠30; Ex. 18.</w:t>
       </w:r>
     </w:p>
     <w:p>
@@ -1040,13 +986,7 @@
         <w:t xml:space="preserve"> </w:t>
       </w:r>
       <w:r>
-        <w:t xml:space="preserve">No. WD88522), the case was not tried until December 8, 2025. Ex. 1 at 3</w:t>
-      </w:r>
-      <w:r>
-        <w:noBreakHyphen/>
-      </w:r>
-      <w:r>
-        <w:t xml:space="preserve">7.</w:t>
+        <w:t xml:space="preserve">No. WD88522), the case was not tried until December 8, 2025. Ex. 1 at 3-⁠7.</w:t>
       </w:r>
     </w:p>
     <w:p>
@@ -1066,13 +1006,7 @@
         <w:t xml:space="preserve"> </w:t>
       </w:r>
       <w:r>
-        <w:t xml:space="preserve">Ex. 20 at 623 (80:21</w:t>
-      </w:r>
-      <w:r>
-        <w:noBreakHyphen/>
-      </w:r>
-      <w:r>
-        <w:t xml:space="preserve">25).</w:t>
+        <w:t xml:space="preserve">Ex. 20 at 623 (80:21-⁠25).</w:t>
       </w:r>
     </w:p>
     <w:p>
@@ -1092,13 +1026,7 @@
         <w:t xml:space="preserve"> </w:t>
       </w:r>
       <w:r>
-        <w:t xml:space="preserve">Ex. 20 at 624 (81:1</w:t>
-      </w:r>
-      <w:r>
-        <w:noBreakHyphen/>
-      </w:r>
-      <w:r>
-        <w:t xml:space="preserve">12).</w:t>
+        <w:t xml:space="preserve">Ex. 20 at 624 (81:1-⁠12).</w:t>
       </w:r>
     </w:p>
     <w:p>
@@ -1384,19 +1312,7 @@
         <w:t xml:space="preserve"> </w:t>
       </w:r>
       <w:r>
-        <w:t xml:space="preserve">§ 116.130.1(1), RSMo. Contrary to this requirement, the Secretary has not sent the signatures gathered before October 14, 2025 to local election authorities. Ex. 20 at 620</w:t>
-      </w:r>
-      <w:r>
-        <w:noBreakHyphen/>
-      </w:r>
-      <w:r>
-        <w:t xml:space="preserve">625 (77:10</w:t>
-      </w:r>
-      <w:r>
-        <w:noBreakHyphen/>
-      </w:r>
-      <w:r>
-        <w:t xml:space="preserve">82:11); Ex. 25; Ex. 26; Ex. 27; Ex. 28.</w:t>
+        <w:t xml:space="preserve">§ 116.130.1(1), RSMo. Contrary to this requirement, the Secretary has not sent the signatures gathered before October 14, 2025 to local election authorities. Ex. 20 at 620-⁠625 (77:10-⁠82:11); Ex. 25; Ex. 26; Ex. 27; Ex. 28.</w:t>
       </w:r>
     </w:p>
     <w:p>
@@ -2184,13 +2100,7 @@
         <w:pStyle w:val="BodyText"/>
       </w:pPr>
       <w:r>
-        <w:t xml:space="preserve">28. Relators further explained the hardship that will result should the Secretary wait until August to make a decision on the sufficiency of Relators’ referendum (as he has promised to do) and the parties find themselves in a signature challenge requiring 100,000 signatures to be reviewed and verified. Ex. 29 at 14</w:t>
-      </w:r>
-      <w:r>
-        <w:noBreakHyphen/>
-      </w:r>
-      <w:r>
-        <w:t xml:space="preserve">17.</w:t>
+        <w:t xml:space="preserve">28. Relators further explained the hardship that will result should the Secretary wait until August to make a decision on the sufficiency of Relators’ referendum (as he has promised to do) and the parties find themselves in a signature challenge requiring 100,000 signatures to be reviewed and verified. Ex. 29 at 14-⁠17.</w:t>
       </w:r>
     </w:p>
     <w:p>
@@ -2216,13 +2126,7 @@
         <w:pStyle w:val="BodyText"/>
       </w:pPr>
       <w:r>
-        <w:t xml:space="preserve">30. On March 16, the Secretary and Intervenor both filed oppositions to Relators’ Motion, arguing Respondent should continue to hold the case in abeyance. Ex. 34; Ex. 35. Intervenor argues that future events might render the case moot. Ex. 35 at 828</w:t>
-      </w:r>
-      <w:r>
-        <w:noBreakHyphen/>
-      </w:r>
-      <w:r>
-        <w:t xml:space="preserve">830. The Secretary, by contrast, argues the case is</w:t>
+        <w:t xml:space="preserve">30. On March 16, the Secretary and Intervenor both filed oppositions to Relators’ Motion, arguing Respondent should continue to hold the case in abeyance. Ex. 34; Ex. 35. Intervenor argues that future events might render the case moot. Ex. 35 at 828-⁠830. The Secretary, by contrast, argues the case is</w:t>
       </w:r>
       <w:r>
         <w:t xml:space="preserve"> </w:t>
@@ -2472,13 +2376,7 @@
         <w:t xml:space="preserve"> </w:t>
       </w:r>
       <w:r>
-        <w:t xml:space="preserve">Ex. 37 at 976</w:t>
-      </w:r>
-      <w:r>
-        <w:noBreakHyphen/>
-      </w:r>
-      <w:r>
-        <w:t xml:space="preserve">977. The Secretary also conceded no further factual development is needed to decide the merits of this case</w:t>
+        <w:t xml:space="preserve">Ex. 37 at 976-⁠977. The Secretary also conceded no further factual development is needed to decide the merits of this case</w:t>
       </w:r>
       <w:r>
         <w:t xml:space="preserve"> </w:t>
@@ -2490,13 +2388,7 @@
         <w:t xml:space="preserve"> </w:t>
       </w:r>
       <w:r>
-        <w:t xml:space="preserve">Ex. 37 at 982</w:t>
-      </w:r>
-      <w:r>
-        <w:noBreakHyphen/>
-      </w:r>
-      <w:r>
-        <w:t xml:space="preserve">983.</w:t>
+        <w:t xml:space="preserve">Ex. 37 at 982-⁠983.</w:t>
       </w:r>
     </w:p>
     <w:p>
@@ -2966,13 +2858,7 @@
         <w:t xml:space="preserve"> </w:t>
       </w:r>
       <w:r>
-        <w:t xml:space="preserve">of the signatures gathered. Ex. 4 at 32</w:t>
-      </w:r>
-      <w:r>
-        <w:noBreakHyphen/>
-      </w:r>
-      <w:r>
-        <w:t xml:space="preserve">33, ¶¶ 29-⁠30; Ex. 18; Ex. 29. There is a statutory deadline for making changes to the ballot. § 115.125.3, RSMo (</w:t>
+        <w:t xml:space="preserve">of the signatures gathered. Ex. 4 at 32-⁠33, ¶¶ 29-⁠30; Ex. 18; Ex. 29. There is a statutory deadline for making changes to the ballot. § 115.125.3, RSMo (</w:t>
       </w:r>
       <w:r>
         <w:t xml:space="preserve">“No court shall have the authority to order an individual or issue be placed on the ballot less than eight weeks before the date of the election.”</w:t>
@@ -3580,13 +3466,7 @@
         <w:t xml:space="preserve">Brickner v. Normandy Osteopathic Hosp., Inc.</w:t>
       </w:r>
       <w:r>
-        <w:t xml:space="preserve">, 687 S.W.2d 910, 913</w:t>
-      </w:r>
-      <w:r>
-        <w:noBreakHyphen/>
-      </w:r>
-      <w:r>
-        <w:t xml:space="preserve">14 (Mo. App. 1985). Relators are unaware of any authority allowing a trial court to simply refuse to decide a fully tried case based on its belief that waiting long enough might obviate the need to rule (the stated basis for this abeyance). The problems with such a rule—particularly in an election case—are obvious.</w:t>
+        <w:t xml:space="preserve">, 687 S.W.2d 910, 913-⁠14 (Mo. App. 1985). Relators are unaware of any authority allowing a trial court to simply refuse to decide a fully tried case based on its belief that waiting long enough might obviate the need to rule (the stated basis for this abeyance). The problems with such a rule—particularly in an election case—are obvious.</w:t>
       </w:r>
     </w:p>
     <w:p>
@@ -3794,13 +3674,7 @@
         <w:t xml:space="preserve"> </w:t>
       </w:r>
       <w:r>
-        <w:t xml:space="preserve">Ex. 37 at 982</w:t>
-      </w:r>
-      <w:r>
-        <w:noBreakHyphen/>
-      </w:r>
-      <w:r>
-        <w:t xml:space="preserve">983. These are not difficult questions – controlling case law conclusively answers both.</w:t>
+        <w:t xml:space="preserve">Ex. 37 at 982-⁠983. These are not difficult questions – controlling case law conclusively answers both.</w:t>
       </w:r>
     </w:p>
     <w:p>
@@ -4861,11 +4735,7 @@
               <w:jc w:val="left"/>
             </w:pPr>
             <w:r>
-              <w:t xml:space="preserve">573</w:t>
-              <w:noBreakHyphen/>
-              <w:t xml:space="preserve">636</w:t>
-              <w:noBreakHyphen/>
-              <w:t xml:space="preserve">6263</w:t>
+              <w:t xml:space="preserve">573-⁠636-⁠6263</w:t>
             </w:r>
             <w:r>
               <w:t xml:space="preserve"> </w:t>
@@ -4881,11 +4751,7 @@
               <w:jc w:val="left"/>
             </w:pPr>
             <w:r>
-              <w:t xml:space="preserve">573</w:t>
-              <w:noBreakHyphen/>
-              <w:t xml:space="preserve">636</w:t>
-              <w:noBreakHyphen/>
-              <w:t xml:space="preserve">6231</w:t>
+              <w:t xml:space="preserve">573-⁠636-⁠6231</w:t>
             </w:r>
             <w:r>
               <w:t xml:space="preserve"> </w:t>
@@ -5059,13 +4925,7 @@
         <w:t xml:space="preserve"> </w:t>
       </w:r>
       <w:r>
-        <w:t xml:space="preserve">Relators have made clear that their request is simply for the processing of the signatures. Ex. 4 at 22</w:t>
-      </w:r>
-      <w:r>
-        <w:noBreakHyphen/>
-      </w:r>
-      <w:r>
-        <w:t xml:space="preserve">23. Relators agree that individual signatures could still be invalid because they are not the signatures of registered voters.</w:t>
+        <w:t xml:space="preserve">Relators have made clear that their request is simply for the processing of the signatures. Ex. 4 at 22-⁠23. Relators agree that individual signatures could still be invalid because they are not the signatures of registered voters.</w:t>
       </w:r>
     </w:p>
   </w:footnote>
@@ -5239,13 +5099,7 @@
         <w:t xml:space="preserve">State ex rel. Henderson v. Asel</w:t>
       </w:r>
       <w:r>
-        <w:t xml:space="preserve">, 566 S.W.3d 596, 599</w:t>
-      </w:r>
-      <w:r>
-        <w:noBreakHyphen/>
-      </w:r>
-      <w:r>
-        <w:t xml:space="preserve">600 (Mo. banc 2019).</w:t>
+        <w:t xml:space="preserve">, 566 S.W.3d 596, 599-⁠600 (Mo. banc 2019).</w:t>
       </w:r>
       <w:r>
         <w:t xml:space="preserve"> </w:t>
@@ -5410,13 +5264,7 @@
         <w:t xml:space="preserve"> </w:t>
       </w:r>
       <w:r>
-        <w:t xml:space="preserve">at 353</w:t>
-      </w:r>
-      <w:r>
-        <w:noBreakHyphen/>
-      </w:r>
-      <w:r>
-        <w:t xml:space="preserve">54. It is for that very reason that this case should be promptly resolved.</w:t>
+        <w:t xml:space="preserve">at 353-⁠54. It is for that very reason that this case should be promptly resolved.</w:t>
       </w:r>
     </w:p>
   </w:footnote>
@@ -6113,7 +5961,7 @@
     <w:qFormat/>
     <w:pPr>
       <w:keepLines/>
-      <w:spacing w:before="0" w:after="130" w:line="299" w:lineRule="exact"/>
+      <w:spacing w:before="13" w:after="130" w:line="299" w:lineRule="exact"/>
     </w:pPr>
     <w:rPr>
       <w:sz w:val="26"/>
